--- a/Volume 1/Chapter 08 - Web Applications/SPA_Vol1_Ch8_Lesson8_0_Web_Setup.docx
+++ b/Volume 1/Chapter 08 - Web Applications/SPA_Vol1_Ch8_Lesson8_0_Web_Setup.docx
@@ -1135,9 +1135,252 @@
     </w:p>
     <w:p>
       <w:pPr>
+        <w:keepNext/>
+      </w:pPr>
+      <w:r>
+        <w:t>Next, let the tools create the C# and Go projects, as in Lesson 6.0. Remember, dotnet new web makes an empty ASP.NET Core web project in the folder -o names: its .csproj names Microsoft.NET.Sdk.Web, which brings in ASP.NET Core and Razor, and --exclude-launch-settings leaves out the file that would change how dotnet run starts the program. Each starter Program.cs is replaced with this lesson's code in the C# section. Remember, go mod init makes the .\go folder a module by writing .\go\go.mod; its go line sh</w:t>
+      </w:r>
+      <w:r>
+        <w:t>ows your own Go version.</w:t>
+      </w:r>
+    </w:p>
+    <w:p>
+      <w:pPr>
+        <w:keepNext/>
+      </w:pPr>
+    </w:p>
+    <w:p>
+      <w:pPr>
+        <w:pStyle w:val="CommandBlock"/>
+        <w:keepNext/>
+      </w:pPr>
+      <w:r>
+        <w:t>dotnet new web -o .\csharp\BasicTemplateCheck --exclude-launch-settings</w:t>
+      </w:r>
+    </w:p>
+    <w:p>
+      <w:pPr>
+        <w:pStyle w:val="CommandBlock"/>
+        <w:keepNext/>
+      </w:pPr>
+      <w:r>
+        <w:t>dotnet new web -o .\csharp\TemplateCheck --exclude-launch-settings</w:t>
+      </w:r>
+    </w:p>
+    <w:p>
+      <w:pPr>
+        <w:pStyle w:val="CommandBlock"/>
+      </w:pPr>
+      <w:r>
+        <w:t>go -C .\go mod init example.com/websetup</w:t>
+      </w:r>
+    </w:p>
+    <w:p>
+      <w:pPr>
+        <w:keepNext/>
+      </w:pPr>
+    </w:p>
+    <w:p>
+      <w:r>
+        <w:t>As in Lesson 6.0, type each .csproj over the one dotnet new web made, for OutputType Exe and RunWorkingDirectory, which starts the program in the folder dotnet run is typed in: notepad .\csharp\BasicTemplateCheck\BasicTemplateCheck.csproj opens the file; press Ctrl+A, type the file below in place of its lines, save it with Ctrl+S, and close Notepad. Do the same for .\csharp\TemplateCheck\TemplateCheck.csproj.</w:t>
+      </w:r>
+    </w:p>
+    <w:p>
+      <w:pPr>
+        <w:keepNext/>
+      </w:pPr>
+    </w:p>
+    <w:p>
+      <w:pPr>
         <w:pStyle w:val="Heading3"/>
       </w:pPr>
       <w:r>
+        <w:t>csharp/BasicTemplateCheck/BasicTemplateCheck.csproj</w:t>
+      </w:r>
+    </w:p>
+    <w:p>
+      <w:pPr>
+        <w:pStyle w:val="SourceCode"/>
+        <w:keepNext/>
+      </w:pPr>
+      <w:r>
+        <w:t>&lt;Project Sdk="Microsoft.NET.Sdk.Web"&gt;</w:t>
+      </w:r>
+    </w:p>
+    <w:p>
+      <w:pPr>
+        <w:pStyle w:val="SourceCode"/>
+        <w:keepNext/>
+      </w:pPr>
+      <w:r>
+        <w:t xml:space="preserve">  &lt;PropertyGroup&gt;</w:t>
+      </w:r>
+    </w:p>
+    <w:p>
+      <w:pPr>
+        <w:pStyle w:val="SourceCode"/>
+        <w:keepNext/>
+      </w:pPr>
+      <w:r>
+        <w:t xml:space="preserve">    &lt;OutputType&gt;Exe&lt;/OutputType&gt;</w:t>
+      </w:r>
+    </w:p>
+    <w:p>
+      <w:pPr>
+        <w:pStyle w:val="SourceCode"/>
+        <w:keepNext/>
+      </w:pPr>
+      <w:r>
+        <w:t xml:space="preserve">    &lt;TargetFramework&gt;net10.0&lt;/TargetFramework&gt;</w:t>
+      </w:r>
+    </w:p>
+    <w:p>
+      <w:pPr>
+        <w:pStyle w:val="SourceCode"/>
+        <w:keepNext/>
+      </w:pPr>
+      <w:r>
+        <w:t xml:space="preserve">    &lt;ImplicitUsings&gt;enable&lt;/ImplicitUsings&gt;</w:t>
+      </w:r>
+    </w:p>
+    <w:p>
+      <w:pPr>
+        <w:pStyle w:val="SourceCode"/>
+        <w:keepNext/>
+      </w:pPr>
+      <w:r>
+        <w:t xml:space="preserve">    &lt;Nullable&gt;enable&lt;/Nullable&gt;</w:t>
+      </w:r>
+    </w:p>
+    <w:p>
+      <w:pPr>
+        <w:pStyle w:val="SourceCode"/>
+        <w:keepNext/>
+      </w:pPr>
+      <w:r>
+        <w:t xml:space="preserve">    &lt;RunWorkingDirectory&gt;$(MSBuildStartupDirectory)&lt;/RunWorkingDirectory&gt;</w:t>
+      </w:r>
+    </w:p>
+    <w:p>
+      <w:pPr>
+        <w:pStyle w:val="SourceCode"/>
+        <w:keepNext/>
+      </w:pPr>
+      <w:r>
+        <w:t xml:space="preserve">  &lt;/PropertyGroup&gt;</w:t>
+      </w:r>
+    </w:p>
+    <w:p>
+      <w:pPr>
+        <w:pStyle w:val="SourceCode"/>
+      </w:pPr>
+      <w:r>
+        <w:t>&lt;/Project&gt;</w:t>
+      </w:r>
+    </w:p>
+    <w:p>
+      <w:pPr>
+        <w:keepNext/>
+      </w:pPr>
+    </w:p>
+    <w:p>
+      <w:pPr>
+        <w:pStyle w:val="Heading3"/>
+      </w:pPr>
+      <w:r>
+        <w:t>csharp/TemplateCheck/TemplateCheck.csproj</w:t>
+      </w:r>
+    </w:p>
+    <w:p>
+      <w:pPr>
+        <w:pStyle w:val="SourceCode"/>
+        <w:keepNext/>
+      </w:pPr>
+      <w:r>
+        <w:t>&lt;Project Sdk="Microsoft.NET.Sdk.Web"&gt;</w:t>
+      </w:r>
+    </w:p>
+    <w:p>
+      <w:pPr>
+        <w:pStyle w:val="SourceCode"/>
+        <w:keepNext/>
+      </w:pPr>
+      <w:r>
+        <w:t xml:space="preserve">  &lt;PropertyGroup&gt;</w:t>
+      </w:r>
+    </w:p>
+    <w:p>
+      <w:pPr>
+        <w:pStyle w:val="SourceCode"/>
+        <w:keepNext/>
+      </w:pPr>
+      <w:r>
+        <w:t xml:space="preserve">    &lt;OutputType&gt;Exe&lt;/OutputType&gt;</w:t>
+      </w:r>
+    </w:p>
+    <w:p>
+      <w:pPr>
+        <w:pStyle w:val="SourceCode"/>
+        <w:keepNext/>
+      </w:pPr>
+      <w:r>
+        <w:t xml:space="preserve">    &lt;TargetFramework&gt;net10.0&lt;/TargetFramework&gt;</w:t>
+      </w:r>
+    </w:p>
+    <w:p>
+      <w:pPr>
+        <w:pStyle w:val="SourceCode"/>
+        <w:keepNext/>
+      </w:pPr>
+      <w:r>
+        <w:t xml:space="preserve">    &lt;ImplicitUsings&gt;enable&lt;/ImplicitUsings&gt;</w:t>
+      </w:r>
+    </w:p>
+    <w:p>
+      <w:pPr>
+        <w:pStyle w:val="SourceCode"/>
+        <w:keepNext/>
+      </w:pPr>
+      <w:r>
+        <w:t xml:space="preserve">    &lt;Nullable&gt;enable&lt;/Nullable&gt;</w:t>
+      </w:r>
+    </w:p>
+    <w:p>
+      <w:pPr>
+        <w:pStyle w:val="SourceCode"/>
+        <w:keepNext/>
+      </w:pPr>
+      <w:r>
+        <w:t xml:space="preserve">    &lt;RunWorkingDirectory&gt;$(MSBuildStartupDirectory)&lt;/RunWorkingDirectory&gt;</w:t>
+      </w:r>
+    </w:p>
+    <w:p>
+      <w:pPr>
+        <w:pStyle w:val="SourceCode"/>
+        <w:keepNext/>
+      </w:pPr>
+      <w:r>
+        <w:t xml:space="preserve">  &lt;/PropertyGroup&gt;</w:t>
+      </w:r>
+    </w:p>
+    <w:p>
+      <w:pPr>
+        <w:pStyle w:val="SourceCode"/>
+      </w:pPr>
+      <w:r>
+        <w:t>&lt;/Project&gt;</w:t>
+      </w:r>
+    </w:p>
+    <w:p>
+      <w:pPr>
+        <w:keepNext/>
+      </w:pPr>
+    </w:p>
+    <w:p>
+      <w:pPr>
+        <w:pStyle w:val="Heading3"/>
+      </w:pPr>
+      <w:r>
         <w:t>Linux or macOS Project Setup</w:t>
       </w:r>
     </w:p>
@@ -1204,11 +1447,55 @@
       </w:pPr>
     </w:p>
     <w:p>
-      <w:r>
-        <w:t xml:space="preserve">Save each source and supporting file from this lesson into the matching path in the project layout. As in Chapter 1, notepad .\c\basic_template_check.c creates and opens one: choose Yes, type the file, save it with Ctrl+S, and close Notepad (on Linux, nano ./c/basic_template_check.c, then Ctrl+O, Enter, and Ctrl+X). Then write .gitignore. Remember, it lists files Git must never add (Lesson 6.0): *.key for any key a later lesson copies here, and the folders the tools make and can make again, .\python\.venv, </w:t>
-      </w:r>
-      <w:r>
-        <w:t>.\typescript\node_modules, and the build outputs.</w:t>
+      <w:pPr>
+        <w:keepNext/>
+      </w:pPr>
+      <w:r>
+        <w:t>Then create the C# and Go projects with the same commands as on Windows, and type the two .csproj files exactly as shown in the Windows setup.</w:t>
+      </w:r>
+    </w:p>
+    <w:p>
+      <w:pPr>
+        <w:keepNext/>
+      </w:pPr>
+    </w:p>
+    <w:p>
+      <w:pPr>
+        <w:pStyle w:val="CommandBlock"/>
+        <w:keepNext/>
+      </w:pPr>
+      <w:r>
+        <w:t>dotnet new web -o ./csharp/BasicTemplateCheck --exclude-launch-settings</w:t>
+      </w:r>
+    </w:p>
+    <w:p>
+      <w:pPr>
+        <w:pStyle w:val="CommandBlock"/>
+        <w:keepNext/>
+      </w:pPr>
+      <w:r>
+        <w:t>dotnet new web -o ./csharp/TemplateCheck --exclude-launch-settings</w:t>
+      </w:r>
+    </w:p>
+    <w:p>
+      <w:pPr>
+        <w:pStyle w:val="CommandBlock"/>
+      </w:pPr>
+      <w:r>
+        <w:t>go -C ./go mod init example.com/websetup</w:t>
+      </w:r>
+    </w:p>
+    <w:p>
+      <w:pPr>
+        <w:keepNext/>
+      </w:pPr>
+    </w:p>
+    <w:p>
+      <w:r>
+        <w:t>You save each source file in its language's section below, as each is shown, and Step 2 makes the Python and TypeScript projects. As in Chapter 1, notepad .\c\basic_template_check.c creates and opens one: choose Yes, type the file, save it with Ctrl+S, and close Notepad (on Linux, nano ./c/basic_template_check.c, then Ctrl+O, Enter, and Ctrl+X). Then write .gitignore. Remember, it lists files Git must never add (Lesson 6.0): *.key for any key a later lesson copies here, and the folders the tools make and ca</w:t>
+      </w:r>
+      <w:r>
+        <w:t>n make again, .\python\.venv, .\typescript\node_modules, and the build outputs.</w:t>
       </w:r>
     </w:p>
     <w:p>
@@ -1312,7 +1599,20 @@
         <w:t>C, C#, and Go need nothing new: their servers' libraries came in Lesson 6.0, C writes its own templates, Razor comes with ASP.NET Core, and html/template with Go. The others are installed inside the lesson folder, each pinned to one exact version (Lesson 2.17). curl.exe downloads two C++ headers by their release addresses: inja's, and nlohmann/json's (Lesson 3.15), which inja includes as &lt;nlohmann/json.hpp&gt;, so it goes into .\cpp\nlohmann. py -m venv creates .\python\.venv, and its own Python's pip installs</w:t>
       </w:r>
       <w:r>
-        <w:t xml:space="preserve"> Flask and the six packages Flask needs, all pinned in requirements.txt: Werkzeug, Flask's HTTP layer and development server; Jinja2 and MarkupSafe, its templates and their escaping; itsdangerous, which signs data such as Flask's session cookie; click, its command line; and blinker, its signals. npm installs Express, EJS, Express's types, and the TypeScript compiler from package.json, with the smaller packages Express is built from.</w:t>
+        <w:t xml:space="preserve"> Flask and the six packages Flask needs, all pinned in requirements.txt: Werkzeug, Flask's HTTP layer and development server; Jinja2 and MarkupSafe, its templates and their escaping; itsdangerous, which signs data such as Flask's session cookie; click, its command line; and blinker, its signals. The TypeScript project needs a package.json. Remember, npm init -y, npm pkg, then npm install: the first npm install line pins Express and EJS, which the programs need when they run, with the smaller packages Expres</w:t>
+      </w:r>
+      <w:r>
+        <w:t>s is built from; the second pins the TypeScript compiler, Node's type descriptions, and Express's types, needed only to build.</w:t>
+      </w:r>
+    </w:p>
+    <w:p>
+      <w:pPr>
+        <w:keepNext/>
+      </w:pPr>
+    </w:p>
+    <w:p>
+      <w:r>
+        <w:t>First type the two settings files these installs and builds read. notepad .\python\requirements.txt creates and opens the first: choose Yes, type the file, save it with Ctrl+S, and close Notepad. Do the same for .\typescript\tsconfig.json, Chapter 7's compiler settings.</w:t>
       </w:r>
     </w:p>
     <w:p>
@@ -1325,6 +1625,234 @@
         <w:pStyle w:val="Heading3"/>
       </w:pPr>
       <w:r>
+        <w:t>python/requirements.txt</w:t>
+      </w:r>
+    </w:p>
+    <w:p>
+      <w:pPr>
+        <w:pStyle w:val="SourceCode"/>
+        <w:keepNext/>
+      </w:pPr>
+      <w:r>
+        <w:t>Flask==3.1.3</w:t>
+      </w:r>
+    </w:p>
+    <w:p>
+      <w:pPr>
+        <w:pStyle w:val="SourceCode"/>
+        <w:keepNext/>
+      </w:pPr>
+      <w:r>
+        <w:t>Werkzeug==3.1.9</w:t>
+      </w:r>
+    </w:p>
+    <w:p>
+      <w:pPr>
+        <w:pStyle w:val="SourceCode"/>
+        <w:keepNext/>
+      </w:pPr>
+      <w:r>
+        <w:t>Jinja2==3.1.6</w:t>
+      </w:r>
+    </w:p>
+    <w:p>
+      <w:pPr>
+        <w:pStyle w:val="SourceCode"/>
+        <w:keepNext/>
+      </w:pPr>
+      <w:r>
+        <w:t>MarkupSafe==3.0.4</w:t>
+      </w:r>
+    </w:p>
+    <w:p>
+      <w:pPr>
+        <w:pStyle w:val="SourceCode"/>
+        <w:keepNext/>
+      </w:pPr>
+      <w:r>
+        <w:t>itsdangerous==2.2.0</w:t>
+      </w:r>
+    </w:p>
+    <w:p>
+      <w:pPr>
+        <w:pStyle w:val="SourceCode"/>
+        <w:keepNext/>
+      </w:pPr>
+      <w:r>
+        <w:t>click==8.5.0</w:t>
+      </w:r>
+    </w:p>
+    <w:p>
+      <w:pPr>
+        <w:pStyle w:val="SourceCode"/>
+      </w:pPr>
+      <w:r>
+        <w:t>blinker==1.9.0</w:t>
+      </w:r>
+    </w:p>
+    <w:p>
+      <w:pPr>
+        <w:keepNext/>
+      </w:pPr>
+    </w:p>
+    <w:p>
+      <w:pPr>
+        <w:pStyle w:val="Heading3"/>
+      </w:pPr>
+      <w:r>
+        <w:t>typescript/tsconfig.json</w:t>
+      </w:r>
+    </w:p>
+    <w:p>
+      <w:pPr>
+        <w:pStyle w:val="SourceCode"/>
+        <w:keepNext/>
+      </w:pPr>
+      <w:r>
+        <w:t>{</w:t>
+      </w:r>
+    </w:p>
+    <w:p>
+      <w:pPr>
+        <w:pStyle w:val="SourceCode"/>
+        <w:keepNext/>
+      </w:pPr>
+      <w:r>
+        <w:t xml:space="preserve">  "compilerOptions": {</w:t>
+      </w:r>
+    </w:p>
+    <w:p>
+      <w:pPr>
+        <w:pStyle w:val="SourceCode"/>
+      </w:pPr>
+      <w:r>
+        <w:t xml:space="preserve">    "target": "ES2022",</w:t>
+      </w:r>
+    </w:p>
+    <w:p>
+      <w:pPr>
+        <w:pStyle w:val="SourceCode"/>
+      </w:pPr>
+      <w:r>
+        <w:t xml:space="preserve">    "module": "NodeNext",</w:t>
+      </w:r>
+    </w:p>
+    <w:p>
+      <w:pPr>
+        <w:pStyle w:val="SourceCode"/>
+      </w:pPr>
+      <w:r>
+        <w:t xml:space="preserve">    "moduleResolution": "NodeNext",</w:t>
+      </w:r>
+    </w:p>
+    <w:p>
+      <w:pPr>
+        <w:pStyle w:val="SourceCode"/>
+      </w:pPr>
+      <w:r>
+        <w:t xml:space="preserve">    "rootDir": "src",</w:t>
+      </w:r>
+    </w:p>
+    <w:p>
+      <w:pPr>
+        <w:pStyle w:val="SourceCode"/>
+      </w:pPr>
+      <w:r>
+        <w:t xml:space="preserve">    "outDir": "dist",</w:t>
+      </w:r>
+    </w:p>
+    <w:p>
+      <w:pPr>
+        <w:pStyle w:val="SourceCode"/>
+      </w:pPr>
+      <w:r>
+        <w:t xml:space="preserve">    "strict": true,</w:t>
+      </w:r>
+    </w:p>
+    <w:p>
+      <w:pPr>
+        <w:pStyle w:val="SourceCode"/>
+      </w:pPr>
+      <w:r>
+        <w:t xml:space="preserve">    "types": [</w:t>
+      </w:r>
+    </w:p>
+    <w:p>
+      <w:pPr>
+        <w:pStyle w:val="SourceCode"/>
+      </w:pPr>
+      <w:r>
+        <w:t xml:space="preserve">      "node"</w:t>
+      </w:r>
+    </w:p>
+    <w:p>
+      <w:pPr>
+        <w:pStyle w:val="SourceCode"/>
+      </w:pPr>
+      <w:r>
+        <w:t xml:space="preserve">    ],</w:t>
+      </w:r>
+    </w:p>
+    <w:p>
+      <w:pPr>
+        <w:pStyle w:val="SourceCode"/>
+      </w:pPr>
+      <w:r>
+        <w:t xml:space="preserve">    "moduleDetection": "force"</w:t>
+      </w:r>
+    </w:p>
+    <w:p>
+      <w:pPr>
+        <w:pStyle w:val="SourceCode"/>
+      </w:pPr>
+      <w:r>
+        <w:t xml:space="preserve">  },</w:t>
+      </w:r>
+    </w:p>
+    <w:p>
+      <w:pPr>
+        <w:pStyle w:val="SourceCode"/>
+      </w:pPr>
+      <w:r>
+        <w:t xml:space="preserve">  "include": [</w:t>
+      </w:r>
+    </w:p>
+    <w:p>
+      <w:pPr>
+        <w:pStyle w:val="SourceCode"/>
+        <w:keepNext/>
+      </w:pPr>
+      <w:r>
+        <w:t xml:space="preserve">    "src/**/*.ts"</w:t>
+      </w:r>
+    </w:p>
+    <w:p>
+      <w:pPr>
+        <w:pStyle w:val="SourceCode"/>
+        <w:keepNext/>
+      </w:pPr>
+      <w:r>
+        <w:t xml:space="preserve">  ]</w:t>
+      </w:r>
+    </w:p>
+    <w:p>
+      <w:pPr>
+        <w:pStyle w:val="SourceCode"/>
+      </w:pPr>
+      <w:r>
+        <w:t>}</w:t>
+      </w:r>
+    </w:p>
+    <w:p>
+      <w:pPr>
+        <w:keepNext/>
+      </w:pPr>
+    </w:p>
+    <w:p>
+      <w:pPr>
+        <w:pStyle w:val="Heading3"/>
+      </w:pPr>
+      <w:r>
         <w:t>Windows PowerShell Library Setup</w:t>
       </w:r>
     </w:p>
@@ -1349,7 +1877,6 @@
     <w:p>
       <w:pPr>
         <w:pStyle w:val="CommandBlock"/>
-        <w:keepNext/>
       </w:pPr>
       <w:r>
         <w:t>&amp; "$env:SystemRoot\System32\curl.exe" -fsSL -o .\cpp\nlohmann\json.hpp `</w:t>
@@ -1358,7 +1885,6 @@
     <w:p>
       <w:pPr>
         <w:pStyle w:val="CommandBlock"/>
-        <w:keepNext/>
       </w:pPr>
       <w:r>
         <w:t xml:space="preserve">    https://github.com/nlohmann/json/releases/download/v3.12.0/json.hpp</w:t>
@@ -1367,7 +1893,6 @@
     <w:p>
       <w:pPr>
         <w:pStyle w:val="CommandBlock"/>
-        <w:keepNext/>
       </w:pPr>
       <w:r>
         <w:t>py -m venv .\python\.venv</w:t>
@@ -1376,7 +1901,6 @@
     <w:p>
       <w:pPr>
         <w:pStyle w:val="CommandBlock"/>
-        <w:keepNext/>
       </w:pPr>
       <w:r>
         <w:t>.\python\.venv\Scripts\python.exe -m pip install -r .\python\requirements.txt</w:t>
@@ -1387,7 +1911,89 @@
         <w:pStyle w:val="CommandBlock"/>
       </w:pPr>
       <w:r>
-        <w:t>npm --prefix .\typescript install --ignore-scripts --no-audit --no-fund</w:t>
+        <w:t>Push-Location .\typescript</w:t>
+      </w:r>
+    </w:p>
+    <w:p>
+      <w:pPr>
+        <w:pStyle w:val="CommandBlock"/>
+      </w:pPr>
+      <w:r>
+        <w:t>npm init -y</w:t>
+      </w:r>
+    </w:p>
+    <w:p>
+      <w:pPr>
+        <w:pStyle w:val="CommandBlock"/>
+      </w:pPr>
+      <w:r>
+        <w:t>npm pkg set name=web-setup-typescript type=module</w:t>
+      </w:r>
+    </w:p>
+    <w:p>
+      <w:pPr>
+        <w:pStyle w:val="CommandBlock"/>
+      </w:pPr>
+      <w:r>
+        <w:t>npm pkg set private=true --json</w:t>
+      </w:r>
+    </w:p>
+    <w:p>
+      <w:pPr>
+        <w:pStyle w:val="CommandBlock"/>
+      </w:pPr>
+      <w:r>
+        <w:t>npm pkg set "scripts.check=tsc --noEmit" "scripts.build=tsc --noEmitOnError"</w:t>
+      </w:r>
+    </w:p>
+    <w:p>
+      <w:pPr>
+        <w:pStyle w:val="CommandBlock"/>
+      </w:pPr>
+      <w:r>
+        <w:t>npm pkg delete version description main keywords author license scripts.test</w:t>
+      </w:r>
+    </w:p>
+    <w:p>
+      <w:pPr>
+        <w:pStyle w:val="CommandBlock"/>
+      </w:pPr>
+      <w:r>
+        <w:t>npm install --save-exact express@5.2.1 ejs@7.0.1 `</w:t>
+      </w:r>
+    </w:p>
+    <w:p>
+      <w:pPr>
+        <w:pStyle w:val="CommandBlock"/>
+      </w:pPr>
+      <w:r>
+        <w:t xml:space="preserve">    --ignore-scripts --no-audit --no-fund</w:t>
+      </w:r>
+    </w:p>
+    <w:p>
+      <w:pPr>
+        <w:pStyle w:val="CommandBlock"/>
+        <w:keepNext/>
+      </w:pPr>
+      <w:r>
+        <w:t>npm install --save-dev --save-exact typescript@7.0.2 @types/node@24.13.5 `</w:t>
+      </w:r>
+    </w:p>
+    <w:p>
+      <w:pPr>
+        <w:pStyle w:val="CommandBlock"/>
+        <w:keepNext/>
+      </w:pPr>
+      <w:r>
+        <w:t xml:space="preserve">    @types/express@5.0.6 --ignore-scripts --no-audit --no-fund</w:t>
+      </w:r>
+    </w:p>
+    <w:p>
+      <w:pPr>
+        <w:pStyle w:val="CommandBlock"/>
+      </w:pPr>
+      <w:r>
+        <w:t>Pop-Location</w:t>
       </w:r>
     </w:p>
     <w:p>
@@ -1596,6 +2202,19 @@
     </w:p>
     <w:p>
       <w:pPr>
+        <w:keepNext/>
+      </w:pPr>
+      <w:r>
+        <w:t>Type python/requirements.txt and typescript/tsconfig.json exactly as shown in the Windows setup. On Linux, cd moves into ./typescript for the npm lines, and cd .. moves back.</w:t>
+      </w:r>
+    </w:p>
+    <w:p>
+      <w:pPr>
+        <w:keepNext/>
+      </w:pPr>
+    </w:p>
+    <w:p>
+      <w:pPr>
         <w:pStyle w:val="CommandBlock"/>
         <w:keepNext/>
       </w:pPr>
@@ -1615,7 +2234,6 @@
     <w:p>
       <w:pPr>
         <w:pStyle w:val="CommandBlock"/>
-        <w:keepNext/>
       </w:pPr>
       <w:r>
         <w:t>curl -fsSL -o ./cpp/nlohmann/json.hpp \</w:t>
@@ -1624,7 +2242,6 @@
     <w:p>
       <w:pPr>
         <w:pStyle w:val="CommandBlock"/>
-        <w:keepNext/>
       </w:pPr>
       <w:r>
         <w:t xml:space="preserve">    https://github.com/nlohmann/json/releases/download/v3.12.0/json.hpp</w:t>
@@ -1633,7 +2250,6 @@
     <w:p>
       <w:pPr>
         <w:pStyle w:val="CommandBlock"/>
-        <w:keepNext/>
       </w:pPr>
       <w:r>
         <w:t>sha256sum ./cpp/inja.hpp ./cpp/nlohmann/json.hpp</w:t>
@@ -1642,7 +2258,6 @@
     <w:p>
       <w:pPr>
         <w:pStyle w:val="CommandBlock"/>
-        <w:keepNext/>
       </w:pPr>
       <w:r>
         <w:t>python3 -m venv ./python/.venv</w:t>
@@ -1651,7 +2266,6 @@
     <w:p>
       <w:pPr>
         <w:pStyle w:val="CommandBlock"/>
-        <w:keepNext/>
       </w:pPr>
       <w:r>
         <w:t>./python/.venv/bin/python -m pip install -r ./python/requirements.txt</w:t>
@@ -1660,7 +2274,6 @@
     <w:p>
       <w:pPr>
         <w:pStyle w:val="CommandBlock"/>
-        <w:keepNext/>
       </w:pPr>
       <w:r>
         <w:t>./python/.venv/bin/python -m pip freeze</w:t>
@@ -1671,7 +2284,89 @@
         <w:pStyle w:val="CommandBlock"/>
       </w:pPr>
       <w:r>
-        <w:t>npm --prefix ./typescript install --ignore-scripts --no-audit --no-fund</w:t>
+        <w:t>cd ./typescript</w:t>
+      </w:r>
+    </w:p>
+    <w:p>
+      <w:pPr>
+        <w:pStyle w:val="CommandBlock"/>
+      </w:pPr>
+      <w:r>
+        <w:t>npm init -y</w:t>
+      </w:r>
+    </w:p>
+    <w:p>
+      <w:pPr>
+        <w:pStyle w:val="CommandBlock"/>
+      </w:pPr>
+      <w:r>
+        <w:t>npm pkg set name=web-setup-typescript type=module</w:t>
+      </w:r>
+    </w:p>
+    <w:p>
+      <w:pPr>
+        <w:pStyle w:val="CommandBlock"/>
+      </w:pPr>
+      <w:r>
+        <w:t>npm pkg set private=true --json</w:t>
+      </w:r>
+    </w:p>
+    <w:p>
+      <w:pPr>
+        <w:pStyle w:val="CommandBlock"/>
+      </w:pPr>
+      <w:r>
+        <w:t>npm pkg set "scripts.check=tsc --noEmit" "scripts.build=tsc --noEmitOnError"</w:t>
+      </w:r>
+    </w:p>
+    <w:p>
+      <w:pPr>
+        <w:pStyle w:val="CommandBlock"/>
+      </w:pPr>
+      <w:r>
+        <w:t>npm pkg delete version description main keywords author license scripts.test</w:t>
+      </w:r>
+    </w:p>
+    <w:p>
+      <w:pPr>
+        <w:pStyle w:val="CommandBlock"/>
+      </w:pPr>
+      <w:r>
+        <w:t>npm install --save-exact express@5.2.1 ejs@7.0.1 \</w:t>
+      </w:r>
+    </w:p>
+    <w:p>
+      <w:pPr>
+        <w:pStyle w:val="CommandBlock"/>
+      </w:pPr>
+      <w:r>
+        <w:t xml:space="preserve">    --ignore-scripts --no-audit --no-fund</w:t>
+      </w:r>
+    </w:p>
+    <w:p>
+      <w:pPr>
+        <w:pStyle w:val="CommandBlock"/>
+        <w:keepNext/>
+      </w:pPr>
+      <w:r>
+        <w:t>npm install --save-dev --save-exact typescript@7.0.2 @types/node@24.13.5 \</w:t>
+      </w:r>
+    </w:p>
+    <w:p>
+      <w:pPr>
+        <w:pStyle w:val="CommandBlock"/>
+        <w:keepNext/>
+      </w:pPr>
+      <w:r>
+        <w:t xml:space="preserve">    @types/express@5.0.6 --ignore-scripts --no-audit --no-fund</w:t>
+      </w:r>
+    </w:p>
+    <w:p>
+      <w:pPr>
+        <w:pStyle w:val="CommandBlock"/>
+      </w:pPr>
+      <w:r>
+        <w:t>cd ..</w:t>
       </w:r>
     </w:p>
     <w:p>
@@ -11284,10 +11979,10 @@
     </w:p>
     <w:p>
       <w:r>
-        <w:t>The two .csproj files are Lesson 6.0's server project file: Microsoft.NET.Sdk.Web brings in ASP.NET Core and Razor, and RunWorkingDirectory starts the program in the folder dotnet run is typed in. go.mod names this lesson's Go module. requirements.txt pins Flask and the six packages it needs, each to one exact version (Lesson 2.17), so pip installs the same set every time. package.json pins Express and EJS as dependencies, needed when the program runs: Express loads EJS itself, by the name the view engine s</w:t>
-      </w:r>
-      <w:r>
-        <w:t>etting gives, ejs. Express's types and the compiler are devDependencies, needed only to build; @types/express 5.0.6 matches Express 5. @types/node stays the course's pin, 24.13.5, matching Node 24. tsconfig.json is Chapter 7's.</w:t>
+        <w:t>These are the files the setup commands wrote, shown here so you can check yours. Your go line shows your own Go version, and the blank lines and the order of the package.json fields may differ. go.mod names this lesson's Go module. package.json pins Express and EJS as dependencies, needed when the program runs: Express loads EJS itself, by the name the view engine setting gives, ejs. Express's types and the compiler are devDependencies, needed only to build; @types/express 5.0.6 matches Express 5. @types/no</w:t>
+      </w:r>
+      <w:r>
+        <w:t>de stays the course's pin, 24.13.5, matching Node 24.</w:t>
       </w:r>
     </w:p>
     <w:p>
@@ -11305,87 +12000,30 @@
         <w:pStyle w:val="Heading2"/>
       </w:pPr>
       <w:r>
-        <w:t>csharp/BasicTemplateCheck/BasicTemplateCheck.csproj</w:t>
-      </w:r>
-    </w:p>
-    <w:p>
-      <w:pPr>
-        <w:pStyle w:val="SourceCode"/>
-        <w:keepNext/>
-      </w:pPr>
-      <w:r>
-        <w:t>&lt;Project Sdk="Microsoft.NET.Sdk.Web"&gt;</w:t>
-      </w:r>
-    </w:p>
-    <w:p>
-      <w:pPr>
-        <w:pStyle w:val="SourceCode"/>
-        <w:keepNext/>
-      </w:pPr>
-      <w:r>
-        <w:t xml:space="preserve">  &lt;PropertyGroup&gt;</w:t>
-      </w:r>
-    </w:p>
-    <w:p>
-      <w:pPr>
-        <w:pStyle w:val="SourceCode"/>
-        <w:keepNext/>
-      </w:pPr>
-      <w:r>
-        <w:t xml:space="preserve">    &lt;OutputType&gt;Exe&lt;/OutputType&gt;</w:t>
-      </w:r>
-    </w:p>
-    <w:p>
-      <w:pPr>
-        <w:pStyle w:val="SourceCode"/>
-        <w:keepNext/>
-      </w:pPr>
-      <w:r>
-        <w:t xml:space="preserve">    &lt;TargetFramework&gt;net10.0&lt;/TargetFramework&gt;</w:t>
-      </w:r>
-    </w:p>
-    <w:p>
-      <w:pPr>
-        <w:pStyle w:val="SourceCode"/>
-        <w:keepNext/>
-      </w:pPr>
-      <w:r>
-        <w:t xml:space="preserve">    &lt;ImplicitUsings&gt;enable&lt;/ImplicitUsings&gt;</w:t>
-      </w:r>
-    </w:p>
-    <w:p>
-      <w:pPr>
-        <w:pStyle w:val="SourceCode"/>
-        <w:keepNext/>
-      </w:pPr>
-      <w:r>
-        <w:t xml:space="preserve">    &lt;Nullable&gt;enable&lt;/Nullable&gt;</w:t>
-      </w:r>
-    </w:p>
-    <w:p>
-      <w:pPr>
-        <w:pStyle w:val="SourceCode"/>
-        <w:keepNext/>
-      </w:pPr>
-      <w:r>
-        <w:t xml:space="preserve">    &lt;RunWorkingDirectory&gt;$(MSBuildStartupDirectory)&lt;/RunWorkingDirectory&gt;</w:t>
-      </w:r>
-    </w:p>
-    <w:p>
-      <w:pPr>
-        <w:pStyle w:val="SourceCode"/>
-        <w:keepNext/>
-      </w:pPr>
-      <w:r>
-        <w:t xml:space="preserve">  &lt;/PropertyGroup&gt;</w:t>
-      </w:r>
-    </w:p>
-    <w:p>
-      <w:pPr>
-        <w:pStyle w:val="SourceCode"/>
-      </w:pPr>
-      <w:r>
-        <w:t>&lt;/Project&gt;</w:t>
+        <w:t>go/go.mod</w:t>
+      </w:r>
+    </w:p>
+    <w:p>
+      <w:pPr>
+        <w:pStyle w:val="SourceCode"/>
+        <w:keepNext/>
+      </w:pPr>
+      <w:r>
+        <w:t>module example.com/websetup</w:t>
+      </w:r>
+    </w:p>
+    <w:p>
+      <w:pPr>
+        <w:pStyle w:val="SourceCode"/>
+        <w:keepNext/>
+      </w:pPr>
+    </w:p>
+    <w:p>
+      <w:pPr>
+        <w:pStyle w:val="SourceCode"/>
+      </w:pPr>
+      <w:r>
+        <w:t>go 1.24.0</w:t>
       </w:r>
     </w:p>
     <w:p>
@@ -11403,225 +12041,6 @@
         <w:pStyle w:val="Heading2"/>
       </w:pPr>
       <w:r>
-        <w:t>csharp/TemplateCheck/TemplateCheck.csproj</w:t>
-      </w:r>
-    </w:p>
-    <w:p>
-      <w:pPr>
-        <w:pStyle w:val="SourceCode"/>
-        <w:keepNext/>
-      </w:pPr>
-      <w:r>
-        <w:t>&lt;Project Sdk="Microsoft.NET.Sdk.Web"&gt;</w:t>
-      </w:r>
-    </w:p>
-    <w:p>
-      <w:pPr>
-        <w:pStyle w:val="SourceCode"/>
-        <w:keepNext/>
-      </w:pPr>
-      <w:r>
-        <w:t xml:space="preserve">  &lt;PropertyGroup&gt;</w:t>
-      </w:r>
-    </w:p>
-    <w:p>
-      <w:pPr>
-        <w:pStyle w:val="SourceCode"/>
-        <w:keepNext/>
-      </w:pPr>
-      <w:r>
-        <w:t xml:space="preserve">    &lt;OutputType&gt;Exe&lt;/OutputType&gt;</w:t>
-      </w:r>
-    </w:p>
-    <w:p>
-      <w:pPr>
-        <w:pStyle w:val="SourceCode"/>
-        <w:keepNext/>
-      </w:pPr>
-      <w:r>
-        <w:t xml:space="preserve">    &lt;TargetFramework&gt;net10.0&lt;/TargetFramework&gt;</w:t>
-      </w:r>
-    </w:p>
-    <w:p>
-      <w:pPr>
-        <w:pStyle w:val="SourceCode"/>
-        <w:keepNext/>
-      </w:pPr>
-      <w:r>
-        <w:t xml:space="preserve">    &lt;ImplicitUsings&gt;enable&lt;/ImplicitUsings&gt;</w:t>
-      </w:r>
-    </w:p>
-    <w:p>
-      <w:pPr>
-        <w:pStyle w:val="SourceCode"/>
-        <w:keepNext/>
-      </w:pPr>
-      <w:r>
-        <w:t xml:space="preserve">    &lt;Nullable&gt;enable&lt;/Nullable&gt;</w:t>
-      </w:r>
-    </w:p>
-    <w:p>
-      <w:pPr>
-        <w:pStyle w:val="SourceCode"/>
-        <w:keepNext/>
-      </w:pPr>
-      <w:r>
-        <w:t xml:space="preserve">    &lt;RunWorkingDirectory&gt;$(MSBuildStartupDirectory)&lt;/RunWorkingDirectory&gt;</w:t>
-      </w:r>
-    </w:p>
-    <w:p>
-      <w:pPr>
-        <w:pStyle w:val="SourceCode"/>
-        <w:keepNext/>
-      </w:pPr>
-      <w:r>
-        <w:t xml:space="preserve">  &lt;/PropertyGroup&gt;</w:t>
-      </w:r>
-    </w:p>
-    <w:p>
-      <w:pPr>
-        <w:pStyle w:val="SourceCode"/>
-      </w:pPr>
-      <w:r>
-        <w:t>&lt;/Project&gt;</w:t>
-      </w:r>
-    </w:p>
-    <w:p>
-      <w:pPr>
-        <w:keepNext/>
-      </w:pPr>
-    </w:p>
-    <w:p>
-      <w:pPr>
-        <w:keepNext/>
-      </w:pPr>
-    </w:p>
-    <w:p>
-      <w:pPr>
-        <w:pStyle w:val="Heading2"/>
-      </w:pPr>
-      <w:r>
-        <w:t>go/go.mod</w:t>
-      </w:r>
-    </w:p>
-    <w:p>
-      <w:pPr>
-        <w:pStyle w:val="SourceCode"/>
-        <w:keepNext/>
-      </w:pPr>
-      <w:r>
-        <w:t>module example.com/websetup</w:t>
-      </w:r>
-    </w:p>
-    <w:p>
-      <w:pPr>
-        <w:pStyle w:val="SourceCode"/>
-        <w:keepNext/>
-      </w:pPr>
-    </w:p>
-    <w:p>
-      <w:pPr>
-        <w:pStyle w:val="SourceCode"/>
-      </w:pPr>
-      <w:r>
-        <w:t>go 1.24.0</w:t>
-      </w:r>
-    </w:p>
-    <w:p>
-      <w:pPr>
-        <w:keepNext/>
-      </w:pPr>
-    </w:p>
-    <w:p>
-      <w:pPr>
-        <w:keepNext/>
-      </w:pPr>
-    </w:p>
-    <w:p>
-      <w:pPr>
-        <w:pStyle w:val="Heading2"/>
-      </w:pPr>
-      <w:r>
-        <w:t>python/requirements.txt</w:t>
-      </w:r>
-    </w:p>
-    <w:p>
-      <w:pPr>
-        <w:pStyle w:val="SourceCode"/>
-        <w:keepNext/>
-      </w:pPr>
-      <w:r>
-        <w:t>Flask==3.1.3</w:t>
-      </w:r>
-    </w:p>
-    <w:p>
-      <w:pPr>
-        <w:pStyle w:val="SourceCode"/>
-        <w:keepNext/>
-      </w:pPr>
-      <w:r>
-        <w:t>Werkzeug==3.1.9</w:t>
-      </w:r>
-    </w:p>
-    <w:p>
-      <w:pPr>
-        <w:pStyle w:val="SourceCode"/>
-        <w:keepNext/>
-      </w:pPr>
-      <w:r>
-        <w:t>Jinja2==3.1.6</w:t>
-      </w:r>
-    </w:p>
-    <w:p>
-      <w:pPr>
-        <w:pStyle w:val="SourceCode"/>
-        <w:keepNext/>
-      </w:pPr>
-      <w:r>
-        <w:t>MarkupSafe==3.0.4</w:t>
-      </w:r>
-    </w:p>
-    <w:p>
-      <w:pPr>
-        <w:pStyle w:val="SourceCode"/>
-        <w:keepNext/>
-      </w:pPr>
-      <w:r>
-        <w:t>itsdangerous==2.2.0</w:t>
-      </w:r>
-    </w:p>
-    <w:p>
-      <w:pPr>
-        <w:pStyle w:val="SourceCode"/>
-        <w:keepNext/>
-      </w:pPr>
-      <w:r>
-        <w:t>click==8.5.0</w:t>
-      </w:r>
-    </w:p>
-    <w:p>
-      <w:pPr>
-        <w:pStyle w:val="SourceCode"/>
-      </w:pPr>
-      <w:r>
-        <w:t>blinker==1.9.0</w:t>
-      </w:r>
-    </w:p>
-    <w:p>
-      <w:pPr>
-        <w:keepNext/>
-      </w:pPr>
-    </w:p>
-    <w:p>
-      <w:pPr>
-        <w:keepNext/>
-      </w:pPr>
-    </w:p>
-    <w:p>
-      <w:pPr>
-        <w:pStyle w:val="Heading2"/>
-      </w:pPr>
-      <w:r>
         <w:t>typescript/package.json</w:t>
       </w:r>
     </w:p>
@@ -11763,164 +12182,6 @@
       </w:pPr>
       <w:r>
         <w:t xml:space="preserve">  }</w:t>
-      </w:r>
-    </w:p>
-    <w:p>
-      <w:pPr>
-        <w:pStyle w:val="SourceCode"/>
-      </w:pPr>
-      <w:r>
-        <w:t>}</w:t>
-      </w:r>
-    </w:p>
-    <w:p>
-      <w:pPr>
-        <w:keepNext/>
-      </w:pPr>
-    </w:p>
-    <w:p>
-      <w:pPr>
-        <w:keepNext/>
-      </w:pPr>
-    </w:p>
-    <w:p>
-      <w:pPr>
-        <w:pStyle w:val="Heading2"/>
-      </w:pPr>
-      <w:r>
-        <w:t>typescript/tsconfig.json</w:t>
-      </w:r>
-    </w:p>
-    <w:p>
-      <w:pPr>
-        <w:pStyle w:val="SourceCode"/>
-        <w:keepNext/>
-      </w:pPr>
-      <w:r>
-        <w:t>{</w:t>
-      </w:r>
-    </w:p>
-    <w:p>
-      <w:pPr>
-        <w:pStyle w:val="SourceCode"/>
-        <w:keepNext/>
-      </w:pPr>
-      <w:r>
-        <w:t xml:space="preserve">  "compilerOptions": {</w:t>
-      </w:r>
-    </w:p>
-    <w:p>
-      <w:pPr>
-        <w:pStyle w:val="SourceCode"/>
-      </w:pPr>
-      <w:r>
-        <w:t xml:space="preserve">    "target": "ES2022",</w:t>
-      </w:r>
-    </w:p>
-    <w:p>
-      <w:pPr>
-        <w:pStyle w:val="SourceCode"/>
-      </w:pPr>
-      <w:r>
-        <w:t xml:space="preserve">    "module": "NodeNext",</w:t>
-      </w:r>
-    </w:p>
-    <w:p>
-      <w:pPr>
-        <w:pStyle w:val="SourceCode"/>
-      </w:pPr>
-      <w:r>
-        <w:t xml:space="preserve">    "moduleResolution": "NodeNext",</w:t>
-      </w:r>
-    </w:p>
-    <w:p>
-      <w:pPr>
-        <w:pStyle w:val="SourceCode"/>
-      </w:pPr>
-      <w:r>
-        <w:t xml:space="preserve">    "rootDir": "src",</w:t>
-      </w:r>
-    </w:p>
-    <w:p>
-      <w:pPr>
-        <w:pStyle w:val="SourceCode"/>
-      </w:pPr>
-      <w:r>
-        <w:t xml:space="preserve">    "outDir": "dist",</w:t>
-      </w:r>
-    </w:p>
-    <w:p>
-      <w:pPr>
-        <w:pStyle w:val="SourceCode"/>
-      </w:pPr>
-      <w:r>
-        <w:t xml:space="preserve">    "strict": true,</w:t>
-      </w:r>
-    </w:p>
-    <w:p>
-      <w:pPr>
-        <w:pStyle w:val="SourceCode"/>
-      </w:pPr>
-      <w:r>
-        <w:t xml:space="preserve">    "types": [</w:t>
-      </w:r>
-    </w:p>
-    <w:p>
-      <w:pPr>
-        <w:pStyle w:val="SourceCode"/>
-      </w:pPr>
-      <w:r>
-        <w:t xml:space="preserve">      "node"</w:t>
-      </w:r>
-    </w:p>
-    <w:p>
-      <w:pPr>
-        <w:pStyle w:val="SourceCode"/>
-      </w:pPr>
-      <w:r>
-        <w:t xml:space="preserve">    ],</w:t>
-      </w:r>
-    </w:p>
-    <w:p>
-      <w:pPr>
-        <w:pStyle w:val="SourceCode"/>
-      </w:pPr>
-      <w:r>
-        <w:t xml:space="preserve">    "moduleDetection": "force"</w:t>
-      </w:r>
-    </w:p>
-    <w:p>
-      <w:pPr>
-        <w:pStyle w:val="SourceCode"/>
-      </w:pPr>
-      <w:r>
-        <w:t xml:space="preserve">  },</w:t>
-      </w:r>
-    </w:p>
-    <w:p>
-      <w:pPr>
-        <w:pStyle w:val="SourceCode"/>
-      </w:pPr>
-      <w:r>
-        <w:t xml:space="preserve">  "include": [</w:t>
-      </w:r>
-    </w:p>
-    <w:p>
-      <w:pPr>
-        <w:pStyle w:val="SourceCode"/>
-        <w:keepNext/>
-      </w:pPr>
-      <w:r>
-        <w:t xml:space="preserve">    "src/**/*.ts"</w:t>
-      </w:r>
-    </w:p>
-    <w:p>
-      <w:pPr>
-        <w:pStyle w:val="SourceCode"/>
-        <w:keepNext/>
-      </w:pPr>
-      <w:r>
-        <w:t xml:space="preserve">  ]</w:t>
       </w:r>
     </w:p>
     <w:p>
@@ -12776,31 +13037,31 @@
       </w:rPr>
     </w:lvl>
   </w:abstractNum>
-  <w:num w:numId="1" w16cid:durableId="329677572">
+  <w:num w:numId="1" w16cid:durableId="1111439965">
     <w:abstractNumId w:val="8"/>
   </w:num>
-  <w:num w:numId="2" w16cid:durableId="1712916438">
+  <w:num w:numId="2" w16cid:durableId="145636670">
     <w:abstractNumId w:val="6"/>
   </w:num>
-  <w:num w:numId="3" w16cid:durableId="1492142877">
+  <w:num w:numId="3" w16cid:durableId="814834804">
     <w:abstractNumId w:val="5"/>
   </w:num>
-  <w:num w:numId="4" w16cid:durableId="40718317">
+  <w:num w:numId="4" w16cid:durableId="755591338">
     <w:abstractNumId w:val="4"/>
   </w:num>
-  <w:num w:numId="5" w16cid:durableId="841551894">
+  <w:num w:numId="5" w16cid:durableId="1516797443">
     <w:abstractNumId w:val="7"/>
   </w:num>
-  <w:num w:numId="6" w16cid:durableId="1852405412">
+  <w:num w:numId="6" w16cid:durableId="548687572">
     <w:abstractNumId w:val="3"/>
   </w:num>
-  <w:num w:numId="7" w16cid:durableId="245768854">
+  <w:num w:numId="7" w16cid:durableId="1859655311">
     <w:abstractNumId w:val="2"/>
   </w:num>
-  <w:num w:numId="8" w16cid:durableId="1463495525">
+  <w:num w:numId="8" w16cid:durableId="2137750699">
     <w:abstractNumId w:val="1"/>
   </w:num>
-  <w:num w:numId="9" w16cid:durableId="1808544716">
+  <w:num w:numId="9" w16cid:durableId="2133401024">
     <w:abstractNumId w:val="0"/>
   </w:num>
 </w:numbering>

--- a/Volume 1/Chapter 08 - Web Applications/SPA_Vol1_Ch8_Lesson8_0_Web_Setup.docx
+++ b/Volume 1/Chapter 08 - Web Applications/SPA_Vol1_Ch8_Lesson8_0_Web_Setup.docx
@@ -3296,23 +3296,23 @@
         <w:pStyle w:val="SourceCode"/>
       </w:pPr>
       <w:r>
-        <w:t>// Read a whole small text file into contents. Returns 1 on success, 0 if</w:t>
-      </w:r>
-    </w:p>
-    <w:p>
-      <w:pPr>
-        <w:pStyle w:val="SourceCode"/>
-      </w:pPr>
-      <w:r>
-        <w:t>// the file cannot be opened or does not fit. Remember, "r" reads text, so</w:t>
-      </w:r>
-    </w:p>
-    <w:p>
-      <w:pPr>
-        <w:pStyle w:val="SourceCode"/>
-      </w:pPr>
-      <w:r>
-        <w:t>// a Windows line ending arrives as \n (Lesson 3.2).</w:t>
+        <w:t>// Read a whole small text file into contents: 1 on success, 0 if it cannot</w:t>
+      </w:r>
+    </w:p>
+    <w:p>
+      <w:pPr>
+        <w:pStyle w:val="SourceCode"/>
+      </w:pPr>
+      <w:r>
+        <w:t>// be opened or does not fit. Remember, feof: the end was reached; "r" reads</w:t>
+      </w:r>
+    </w:p>
+    <w:p>
+      <w:pPr>
+        <w:pStyle w:val="SourceCode"/>
+      </w:pPr>
+      <w:r>
+        <w:t>// text, so a Windows line ending arrives as \n (Lesson 3.2).</w:t>
       </w:r>
     </w:p>
     <w:p>
@@ -3445,31 +3445,31 @@
         <w:pStyle w:val="SourceCode"/>
       </w:pPr>
       <w:r>
-        <w:t>// Each one is written as its HTML escape instead, such as &amp;amp; for &amp;,</w:t>
-      </w:r>
-    </w:p>
-    <w:p>
-      <w:pPr>
-        <w:pStyle w:val="SourceCode"/>
-      </w:pPr>
-      <w:r>
-        <w:t>// which a browser shows as the character itself. A template library does</w:t>
-      </w:r>
-    </w:p>
-    <w:p>
-      <w:pPr>
-        <w:pStyle w:val="SourceCode"/>
-      </w:pPr>
-      <w:r>
-        <w:t>// this for you; C has none, so this program does it. Lesson 8.3 shows</w:t>
-      </w:r>
-    </w:p>
-    <w:p>
-      <w:pPr>
-        <w:pStyle w:val="SourceCode"/>
-      </w:pPr>
-      <w:r>
-        <w:t>// what goes wrong without it.</w:t>
+        <w:t>// Each is written as its HTML escape instead, such as &amp;amp; for &amp;, which a</w:t>
+      </w:r>
+    </w:p>
+    <w:p>
+      <w:pPr>
+        <w:pStyle w:val="SourceCode"/>
+      </w:pPr>
+      <w:r>
+        <w:t>// browser shows as the character itself. In '\'', a backslash keeps the</w:t>
+      </w:r>
+    </w:p>
+    <w:p>
+      <w:pPr>
+        <w:pStyle w:val="SourceCode"/>
+      </w:pPr>
+      <w:r>
+        <w:t>// middle ' from ending the character; putchar prints one character.</w:t>
+      </w:r>
+    </w:p>
+    <w:p>
+      <w:pPr>
+        <w:pStyle w:val="SourceCode"/>
+      </w:pPr>
+      <w:r>
+        <w:t>// A template library does this; C has none (Lesson 8.3 shows why it matters).</w:t>
       </w:r>
     </w:p>
     <w:p>
@@ -4232,23 +4232,23 @@
         <w:pStyle w:val="SourceCode"/>
       </w:pPr>
       <w:r>
-        <w:t>// Read the template into contents. Returns NULL on success, or the reason</w:t>
-      </w:r>
-    </w:p>
-    <w:p>
-      <w:pPr>
-        <w:pStyle w:val="SourceCode"/>
-      </w:pPr>
-      <w:r>
-        <w:t>// it failed. Remember, a failed fopen stores the reason in errno, and</w:t>
-      </w:r>
-    </w:p>
-    <w:p>
-      <w:pPr>
-        <w:pStyle w:val="SourceCode"/>
-      </w:pPr>
-      <w:r>
-        <w:t>// strerror gives the system's words for it (Lesson 3.19).</w:t>
+        <w:t>// Read the template into contents: NULL on success, or why it failed.</w:t>
+      </w:r>
+    </w:p>
+    <w:p>
+      <w:pPr>
+        <w:pStyle w:val="SourceCode"/>
+      </w:pPr>
+      <w:r>
+        <w:t>// Remember, a failed fopen stores the reason in errno, and strerror gives</w:t>
+      </w:r>
+    </w:p>
+    <w:p>
+      <w:pPr>
+        <w:pStyle w:val="SourceCode"/>
+      </w:pPr>
+      <w:r>
+        <w:t>// the system's words for it (Lesson 3.19); feof: the end was reached.</w:t>
       </w:r>
     </w:p>
     <w:p>
@@ -6684,16 +6684,16 @@
         <w:keepNext/>
       </w:pPr>
       <w:r>
-        <w:t>@* A Razor component: C#'s template. The HTML is the page's fixed</w:t>
-      </w:r>
-    </w:p>
-    <w:p>
-      <w:pPr>
-        <w:pStyle w:val="SourceCode"/>
-        <w:keepNext/>
-      </w:pPr>
-      <w:r>
-        <w:t xml:space="preserve">   structure; @Name writes the Name parameter into it, escaped. *@</w:t>
+        <w:t>@* A Razor comment: the build leaves it out of the page. A component is</w:t>
+      </w:r>
+    </w:p>
+    <w:p>
+      <w:pPr>
+        <w:pStyle w:val="SourceCode"/>
+        <w:keepNext/>
+      </w:pPr>
+      <w:r>
+        <w:t xml:space="preserve">   C#'s template: fixed HTML, and @Name writes the Name parameter, escaped. *@</w:t>
       </w:r>
     </w:p>
     <w:p>
@@ -6726,34 +6726,34 @@
         <w:keepNext/>
       </w:pPr>
       <w:r>
-        <w:t xml:space="preserve">    // A parameter is a value passed in by the code that renders the</w:t>
-      </w:r>
-    </w:p>
-    <w:p>
-      <w:pPr>
-        <w:pStyle w:val="SourceCode"/>
-        <w:keepNext/>
-      </w:pPr>
-      <w:r>
-        <w:t xml:space="preserve">    // component; [Parameter] marks it. Razor needs it as a property: a</w:t>
-      </w:r>
-    </w:p>
-    <w:p>
-      <w:pPr>
-        <w:pStyle w:val="SourceCode"/>
-        <w:keepNext/>
-      </w:pPr>
-      <w:r>
-        <w:t xml:space="preserve">    // value other code reads with get and sets with set.</w:t>
-      </w:r>
-    </w:p>
-    <w:p>
-      <w:pPr>
-        <w:pStyle w:val="SourceCode"/>
-        <w:keepNext/>
-      </w:pPr>
-      <w:r>
-        <w:t xml:space="preserve">    // It starts empty until it is given a value.</w:t>
+        <w:t xml:space="preserve">    // @code holds the component's C#. A parameter is a value passed in by</w:t>
+      </w:r>
+    </w:p>
+    <w:p>
+      <w:pPr>
+        <w:pStyle w:val="SourceCode"/>
+        <w:keepNext/>
+      </w:pPr>
+      <w:r>
+        <w:t xml:space="preserve">    // the code that renders it; [Parameter] marks it. Razor needs it as a</w:t>
+      </w:r>
+    </w:p>
+    <w:p>
+      <w:pPr>
+        <w:pStyle w:val="SourceCode"/>
+        <w:keepNext/>
+      </w:pPr>
+      <w:r>
+        <w:t xml:space="preserve">    // property: a value other code reads with get and sets with set. It</w:t>
+      </w:r>
+    </w:p>
+    <w:p>
+      <w:pPr>
+        <w:pStyle w:val="SourceCode"/>
+        <w:keepNext/>
+      </w:pPr>
+      <w:r>
+        <w:t xml:space="preserve">    // starts empty until it is given a value.</w:t>
       </w:r>
     </w:p>
     <w:p>
@@ -7320,16 +7320,16 @@
         <w:keepNext/>
       </w:pPr>
       <w:r>
-        <w:t>@* A Razor component: C#'s template. The HTML is the page's fixed</w:t>
-      </w:r>
-    </w:p>
-    <w:p>
-      <w:pPr>
-        <w:pStyle w:val="SourceCode"/>
-        <w:keepNext/>
-      </w:pPr>
-      <w:r>
-        <w:t xml:space="preserve">   structure; @Name writes the Name parameter into it, escaped. *@</w:t>
+        <w:t>@* A Razor comment: the build leaves it out of the page. A component is</w:t>
+      </w:r>
+    </w:p>
+    <w:p>
+      <w:pPr>
+        <w:pStyle w:val="SourceCode"/>
+        <w:keepNext/>
+      </w:pPr>
+      <w:r>
+        <w:t xml:space="preserve">   C#'s template: fixed HTML, and @Name writes the Name parameter, escaped. *@</w:t>
       </w:r>
     </w:p>
     <w:p>
@@ -7362,34 +7362,34 @@
         <w:keepNext/>
       </w:pPr>
       <w:r>
-        <w:t xml:space="preserve">    // A parameter is a value passed in by the code that renders the</w:t>
-      </w:r>
-    </w:p>
-    <w:p>
-      <w:pPr>
-        <w:pStyle w:val="SourceCode"/>
-        <w:keepNext/>
-      </w:pPr>
-      <w:r>
-        <w:t xml:space="preserve">    // component; [Parameter] marks it. Razor needs it as a property: a</w:t>
-      </w:r>
-    </w:p>
-    <w:p>
-      <w:pPr>
-        <w:pStyle w:val="SourceCode"/>
-        <w:keepNext/>
-      </w:pPr>
-      <w:r>
-        <w:t xml:space="preserve">    // value other code reads with get and sets with set.</w:t>
-      </w:r>
-    </w:p>
-    <w:p>
-      <w:pPr>
-        <w:pStyle w:val="SourceCode"/>
-        <w:keepNext/>
-      </w:pPr>
-      <w:r>
-        <w:t xml:space="preserve">    // It starts empty until it is given a value.</w:t>
+        <w:t xml:space="preserve">    // @code holds the component's C#. A parameter is a value passed in by</w:t>
+      </w:r>
+    </w:p>
+    <w:p>
+      <w:pPr>
+        <w:pStyle w:val="SourceCode"/>
+        <w:keepNext/>
+      </w:pPr>
+      <w:r>
+        <w:t xml:space="preserve">    // the code that renders it; [Parameter] marks it. Razor needs it as a</w:t>
+      </w:r>
+    </w:p>
+    <w:p>
+      <w:pPr>
+        <w:pStyle w:val="SourceCode"/>
+        <w:keepNext/>
+      </w:pPr>
+      <w:r>
+        <w:t xml:space="preserve">    // property: a value other code reads with get and sets with set. It</w:t>
+      </w:r>
+    </w:p>
+    <w:p>
+      <w:pPr>
+        <w:pStyle w:val="SourceCode"/>
+        <w:keepNext/>
+      </w:pPr>
+      <w:r>
+        <w:t xml:space="preserve">    // starts empty until it is given a value.</w:t>
       </w:r>
     </w:p>
     <w:p>
@@ -9950,7 +9950,7 @@
         <w:pStyle w:val="SourceCode"/>
       </w:pPr>
       <w:r>
-        <w:t># The template's name, inside the templates folder beside this program.</w:t>
+        <w:t># The template's name, in app.template_folder, templates, beside this file.</w:t>
       </w:r>
     </w:p>
     <w:p>
@@ -10098,23 +10098,23 @@
         <w:pStyle w:val="SourceCode"/>
       </w:pPr>
       <w:r>
-        <w:t xml:space="preserve">    # the kept copy. Every Jinja2 failure is a TemplateError:</w:t>
-      </w:r>
-    </w:p>
-    <w:p>
-      <w:pPr>
-        <w:pStyle w:val="SourceCode"/>
-      </w:pPr>
-      <w:r>
-        <w:t xml:space="preserve">    # TemplateNotFound for a missing file, whose message is the template's</w:t>
-      </w:r>
-    </w:p>
-    <w:p>
-      <w:pPr>
-        <w:pStyle w:val="SourceCode"/>
-      </w:pPr>
-      <w:r>
-        <w:t xml:space="preserve">    # name, and TemplateSyntaxError for a broken one.</w:t>
+        <w:t xml:space="preserve">    # the kept copy. Every Jinja2 failure is a TemplateError: TemplateNotFound</w:t>
+      </w:r>
+    </w:p>
+    <w:p>
+      <w:pPr>
+        <w:pStyle w:val="SourceCode"/>
+      </w:pPr>
+      <w:r>
+        <w:t xml:space="preserve">    # for a missing file (its message is the name), TemplateSyntaxError for a</w:t>
+      </w:r>
+    </w:p>
+    <w:p>
+      <w:pPr>
+        <w:pStyle w:val="SourceCode"/>
+      </w:pPr>
+      <w:r>
+        <w:t xml:space="preserve">    # broken one. Remember, side-by-side f-strings in brackets join into one.</w:t>
       </w:r>
     </w:p>
     <w:p>
@@ -11259,6 +11259,9 @@
       <w:pPr>
         <w:pStyle w:val="SourceCode"/>
       </w:pPr>
+      <w:r>
+        <w:t>// Remember, import type brings in only a type: Express, the app's type.</w:t>
+      </w:r>
     </w:p>
     <w:p>
       <w:pPr>
@@ -11302,23 +11305,23 @@
         <w:pStyle w:val="SourceCode"/>
       </w:pPr>
       <w:r>
-        <w:t>// Render the page for one name, then call done with the result. With the</w:t>
-      </w:r>
-    </w:p>
-    <w:p>
-      <w:pPr>
-        <w:pStyle w:val="SourceCode"/>
-      </w:pPr>
-      <w:r>
-        <w:t>// view cache on, Express keeps the loaded template, so it can render again</w:t>
-      </w:r>
-    </w:p>
-    <w:p>
-      <w:pPr>
-        <w:pStyle w:val="SourceCode"/>
-      </w:pPr>
-      <w:r>
-        <w:t>// with other data without reading the file.</w:t>
+        <w:t>// Render the page for one name, then call done with the result. done's</w:t>
+      </w:r>
+    </w:p>
+    <w:p>
+      <w:pPr>
+        <w:pStyle w:val="SourceCode"/>
+      </w:pPr>
+      <w:r>
+        <w:t>// type, (error, page) =&gt; void, is a function that takes those two values</w:t>
+      </w:r>
+    </w:p>
+    <w:p>
+      <w:pPr>
+        <w:pStyle w:val="SourceCode"/>
+      </w:pPr>
+      <w:r>
+        <w:t>// and returns nothing; the view cache keeps the template for a re-render.</w:t>
       </w:r>
     </w:p>
     <w:p>
@@ -13037,31 +13040,31 @@
       </w:rPr>
     </w:lvl>
   </w:abstractNum>
-  <w:num w:numId="1" w16cid:durableId="1111439965">
+  <w:num w:numId="1" w16cid:durableId="2109160337">
     <w:abstractNumId w:val="8"/>
   </w:num>
-  <w:num w:numId="2" w16cid:durableId="145636670">
+  <w:num w:numId="2" w16cid:durableId="534927311">
     <w:abstractNumId w:val="6"/>
   </w:num>
-  <w:num w:numId="3" w16cid:durableId="814834804">
+  <w:num w:numId="3" w16cid:durableId="1890333964">
     <w:abstractNumId w:val="5"/>
   </w:num>
-  <w:num w:numId="4" w16cid:durableId="755591338">
+  <w:num w:numId="4" w16cid:durableId="1198852325">
     <w:abstractNumId w:val="4"/>
   </w:num>
-  <w:num w:numId="5" w16cid:durableId="1516797443">
+  <w:num w:numId="5" w16cid:durableId="707531800">
     <w:abstractNumId w:val="7"/>
   </w:num>
-  <w:num w:numId="6" w16cid:durableId="548687572">
+  <w:num w:numId="6" w16cid:durableId="1065106299">
     <w:abstractNumId w:val="3"/>
   </w:num>
-  <w:num w:numId="7" w16cid:durableId="1859655311">
+  <w:num w:numId="7" w16cid:durableId="582838200">
     <w:abstractNumId w:val="2"/>
   </w:num>
-  <w:num w:numId="8" w16cid:durableId="2137750699">
+  <w:num w:numId="8" w16cid:durableId="1186019051">
     <w:abstractNumId w:val="1"/>
   </w:num>
-  <w:num w:numId="9" w16cid:durableId="2133401024">
+  <w:num w:numId="9" w16cid:durableId="1883398666">
     <w:abstractNumId w:val="0"/>
   </w:num>
 </w:numbering>

--- a/Volume 1/Chapter 08 - Web Applications/SPA_Vol1_Ch8_Lesson8_0_Web_Setup.docx
+++ b/Volume 1/Chapter 08 - Web Applications/SPA_Vol1_Ch8_Lesson8_0_Web_Setup.docx
@@ -67,10 +67,7 @@
     </w:p>
     <w:p>
       <w:r>
-        <w:t xml:space="preserve">Prepare everything Chapter 8 uses. Trust the course certificate authority (CA) from Lesson 6.0 in your browser, for your own Windows user only, knowing what that trust allows and how to take it back; then open your Lesson 6.0 server's health page in Edge or Chrome over HTTPS with no certificate warning, and look at the request in the browser's developer tools. Install each language's web tools inside the lesson project: Flask for Python and Express for TypeScript, the web frameworks their Chapter 8 servers </w:t>
-      </w:r>
-      <w:r>
-        <w:t>use, and every language's template library. Create the templates and static folders, and in C, C++, C#, Go, Python, and TypeScript render one small HTML template with one value (in Python and TypeScript, through Flask and Express) to prove the tools work and escape the value for HTML.</w:t>
+        <w:t>Prepare everything Chapter 8 uses. Trust the course certificate authority (CA) from Lesson 6.0 in your browser, for your own Windows user only, knowing what that trust allows and how to take it back; then open your Lesson 6.0 server's health page in Edge or Chrome over HTTPS with no certificate warning, and look at the request in the browser's developer tools. Install each language's web tools inside the lesson project: Flask for Python and Express for TypeScript, the web frameworks their Chapter 8 servers use, and every language's template library. Create the templates and static folders, and in C, C++, C#, Go, Python, and TypeScript render one small HTML template with one value (in Python and TypeScript, through Flask and Express) to prove the tools work and escape the value for HTML.</w:t>
       </w:r>
     </w:p>
     <w:p>
@@ -98,13 +95,7 @@
     </w:p>
     <w:p>
       <w:r>
-        <w:t>Chapter 8 puts a browser in front of the Contact Manager. A browser checks a server's certificate exactly as Chapter 6's clients did, but it has no --cacert option: it trusts the certificate authorities in the operating system's list. Without the course CA in that list, every page shows "Your connection isn't private", and clicking past that warning is the habit attackers count on. Developers solve this the way you will here: they trust their own development CA for their own user, as the tools mkcert and do</w:t>
-      </w:r>
-      <w:r>
-        <w:t>tnet dev-certs do, and they know what that trust allows and how to remove it. Real web applications are built on each language's own web tools, a framework such as Flask or Express or a server library, and Chapter 8 uses those tools rather than building the same parts by hand. The pages themselves are made by templates, HTML with gaps that the program fills with data, and every language has a library for them. The rule that matters most for them is set here, once, in every language: every value is escaped b</w:t>
-      </w:r>
-      <w:r>
-        <w:t>efore it reaches a page.</w:t>
+        <w:t>Chapter 8 puts a browser in front of the Contact Manager. A browser checks a server's certificate exactly as Chapter 6's clients did, but it has no --cacert option: it trusts the certificate authorities in the operating system's list. Without the course CA in that list, every page shows "Your connection isn't private", and clicking past that warning is the habit attackers count on. Developers solve this the way you will here: they trust their own development CA for their own user, as the tools mkcert and dotnet dev-certs do, and they know what that trust allows and how to remove it. Real web applications are built on each language's own web tools, a framework such as Flask or Express or a server library, and Chapter 8 uses those tools rather than building the same parts by hand. The pages themselves are made by templates, HTML with gaps that the program fills with data, and every language has a library for them. The rule that matters most for them is set here, once, in every language: every value is escaped before it reaches a page.</w:t>
       </w:r>
     </w:p>
     <w:p>
@@ -603,10 +594,7 @@
         <w:pStyle w:val="ListBullet"/>
       </w:pPr>
       <w:r>
-        <w:t>The Production-Minded program keeps the template's path and the name in constants, loads the template once before rendering, renders through one function (render_setup, renderSetup, RenderSetup), and reports a template it cannot load with Error: could not load the template and its path, then a Reason line with the library's own words, on the error stream, with exit code 1. C# has no template file to load, because Razor compiles the component into the program, and Flask finds Python's template beside the pro</w:t>
-      </w:r>
-      <w:r>
-        <w:t>gram, so Python fails only when the template is renamed.</w:t>
+        <w:t>The Production-Minded program keeps the template's path and the name in constants, loads the template once before rendering, renders through one function (render_setup, renderSetup, RenderSetup), and reports a template it cannot load with Error: could not load the template and its path, then a Reason line with the library's own words, on the error stream, with exit code 1. C# has no template file to load, because Razor compiles the component into the program, and Flask finds Python's template beside the program, so Python fails only when the template is renamed.</w:t>
       </w:r>
     </w:p>
     <w:p>
@@ -1138,10 +1126,7 @@
         <w:keepNext/>
       </w:pPr>
       <w:r>
-        <w:t>Next, let the tools create the C# and Go projects, as in Lesson 6.0. Remember, dotnet new web makes an empty ASP.NET Core web project in the folder -o names: its .csproj names Microsoft.NET.Sdk.Web, which brings in ASP.NET Core and Razor, and --exclude-launch-settings leaves out the file that would change how dotnet run starts the program. Each starter Program.cs is replaced with this lesson's code in the C# section. Remember, go mod init makes the .\go folder a module by writing .\go\go.mod; its go line sh</w:t>
-      </w:r>
-      <w:r>
-        <w:t>ows your own Go version.</w:t>
+        <w:t>Next, let the tools create the C# and Go projects, as in Lesson 6.0. Remember, dotnet new web makes an empty ASP.NET Core web project in the folder -o names: its .csproj names Microsoft.NET.Sdk.Web, which brings in ASP.NET Core and Razor, and --exclude-launch-settings leaves out the file that would change how dotnet run starts the program. Each starter Program.cs is replaced with this lesson's code in the C# section. Remember, go mod init makes the .\go folder a module by writing .\go\go.mod; its go line shows your own Go version.</w:t>
       </w:r>
     </w:p>
     <w:p>
@@ -1492,10 +1477,7 @@
     </w:p>
     <w:p>
       <w:r>
-        <w:t>You save each source file in its language's section below, as each is shown, and Step 2 makes the Python and TypeScript projects. As in Chapter 1, notepad .\c\basic_template_check.c creates and opens one: choose Yes, type the file, save it with Ctrl+S, and close Notepad (on Linux, nano ./c/basic_template_check.c, then Ctrl+O, Enter, and Ctrl+X). Then write .gitignore. Remember, it lists files Git must never add (Lesson 6.0): *.key for any key a later lesson copies here, and the folders the tools make and ca</w:t>
-      </w:r>
-      <w:r>
-        <w:t>n make again, .\python\.venv, .\typescript\node_modules, and the build outputs.</w:t>
+        <w:t>You save each source file in its language's section below, as each is shown, and Step 2 makes the Python and TypeScript projects. As in Chapter 1, notepad .\c\basic_template_check.c creates and opens one: choose Yes, type the file, save it with Ctrl+S, and close Notepad (on Linux, nano ./c/basic_template_check.c, then Ctrl+O, Enter, and Ctrl+X). Then write .gitignore. Remember, it lists files Git must never add (Lesson 6.0): *.key for any key a later lesson copies here, and the folders the tools make and can make again, .\python\.venv, .\typescript\node_modules, and the build outputs.</w:t>
       </w:r>
     </w:p>
     <w:p>
@@ -1596,13 +1578,7 @@
     </w:p>
     <w:p>
       <w:r>
-        <w:t>C, C#, and Go need nothing new: their servers' libraries came in Lesson 6.0, C writes its own templates, Razor comes with ASP.NET Core, and html/template with Go. The others are installed inside the lesson folder, each pinned to one exact version (Lesson 2.17). curl.exe downloads two C++ headers by their release addresses: inja's, and nlohmann/json's (Lesson 3.15), which inja includes as &lt;nlohmann/json.hpp&gt;, so it goes into .\cpp\nlohmann. py -m venv creates .\python\.venv, and its own Python's pip installs</w:t>
-      </w:r>
-      <w:r>
-        <w:t xml:space="preserve"> Flask and the six packages Flask needs, all pinned in requirements.txt: Werkzeug, Flask's HTTP layer and development server; Jinja2 and MarkupSafe, its templates and their escaping; itsdangerous, which signs data such as Flask's session cookie; click, its command line; and blinker, its signals. The TypeScript project needs a package.json. Remember, npm init -y, npm pkg, then npm install: the first npm install line pins Express and EJS, which the programs need when they run, with the smaller packages Expres</w:t>
-      </w:r>
-      <w:r>
-        <w:t>s is built from; the second pins the TypeScript compiler, Node's type descriptions, and Express's types, needed only to build.</w:t>
+        <w:t>C, C#, and Go need nothing new: their servers' libraries came in Lesson 6.0, C writes its own templates, Razor comes with ASP.NET Core, and html/template with Go. The others are installed inside the lesson folder, each pinned to one exact version (Lesson 2.17). curl.exe downloads two C++ headers by their release addresses: inja's, and nlohmann/json's (Lesson 3.15), which inja includes as &lt;nlohmann/json.hpp&gt;, so it goes into .\cpp\nlohmann. py -m venv creates .\python\.venv, and its own Python's pip installs Flask and the six packages Flask needs, all pinned in requirements.txt: Werkzeug, Flask's HTTP layer and development server; Jinja2 and MarkupSafe, its templates and their escaping; itsdangerous, which signs data such as Flask's session cookie; click, its command line; and blinker, its signals. The TypeScript project needs a package.json. Remember, npm init -y, npm pkg, then npm install: the first npm install line pins Express and EJS, which the programs need when they run, with the smaller packages Express is built from; the second pins the TypeScript compiler, Node's type descriptions, and Express's types, needed only to build.</w:t>
       </w:r>
     </w:p>
     <w:p>
@@ -2389,10 +2365,7 @@
     </w:p>
     <w:p>
       <w:r>
-        <w:t>The reason to trust this certificate is where it came from: you made spa-ca.pem yourself in Lesson 6.0, on this computer, and its key has never left ..\lesson-6.0\certs. No check can prove that by itself. What the Fingerprint Check proves is narrower: the certificate Windows is about to ask you about is that very file. Get-PfxCertificate reads a certificate file, a .pem one too despite its name, without trusting it. Subject is the name the certificate was given in Lesson 6.0, NotBefore is the moment it beca</w:t>
-      </w:r>
-      <w:r>
-        <w:t>me valid, the moment you ran Lesson 6.0's Certificate Setup, and ToString("yyyy-MM-dd") writes that date as year, month, and day. Thumbprint is the certificate's SHA-1 hash in hexadecimal, the name Windows uses for it; the dialog Windows shows next prints the same value.</w:t>
+        <w:t>The reason to trust this certificate is where it came from: you made spa-ca.pem yourself in Lesson 6.0, on this computer, and its key has never left ..\lesson-6.0\certs. No check can prove that by itself. What the Fingerprint Check proves is narrower: the certificate Windows is about to ask you about is that very file. Get-PfxCertificate reads a certificate file, a .pem one too despite its name, without trusting it. Subject is the name the certificate was given in Lesson 6.0, NotBefore is the moment it became valid, the moment you ran Lesson 6.0's Certificate Setup, and ToString("yyyy-MM-dd") writes that date as year, month, and day. Thumbprint is the certificate's SHA-1 hash in hexadecimal, the name Windows uses for it; the dialog Windows shows next prints the same value.</w:t>
       </w:r>
     </w:p>
     <w:p>
@@ -2494,10 +2467,7 @@
     </w:p>
     <w:p>
       <w:r>
-        <w:t>Import-Certificate adds the certificate to the store that -CertStoreLocation names, your own trusted roots. Windows then shows a Security Warning: you are about to install a certificate from a certification authority claiming to represent SPA Course CA, with its Thumbprint (sha1). The dialog may show the thumbprint in groups separated by spaces; the spaces are not part of the value. Check that it matches the Fingerprint Check, then click Yes. If you click No, nothing is imported. PowerShell prints the store</w:t>
-      </w:r>
-      <w:r>
-        <w:t xml:space="preserve"> and one line with the thumbprint and the subject.</w:t>
+        <w:t>Import-Certificate adds the certificate to the store that -CertStoreLocation names, your own trusted roots. Windows then shows a Security Warning: you are about to install a certificate from a certification authority claiming to represent SPA Course CA, with its Thumbprint (sha1). The dialog may show the thumbprint in groups separated by spaces; the spaces are not part of the value. Check that it matches the Fingerprint Check, then click Yes. If you click No, nothing is imported. PowerShell prints the store and one line with the thumbprint and the subject.</w:t>
       </w:r>
     </w:p>
     <w:p>
@@ -3197,10 +3167,7 @@
     </w:p>
     <w:p>
       <w:r>
-        <w:t>C has no standard template library, so the C programs fill in the template themselves: read_text_file reads it (Lesson 3.2), strstr finds {{ name }}, and html_escape writes the value with HTML's five special characters escaped. That is all a template library does for one value; Lesson 8.3 adds a loop over many contacts. Small C template libraries exist, such as mustach, for Mustache templates, but none is part of C itself, and doing it by hand once shows exactly what the other languages' libraries do for yo</w:t>
-      </w:r>
-      <w:r>
-        <w:t>u. gcc builds the programs as in every lesson; they need no library.</w:t>
+        <w:t>C has no standard template library, so the C programs fill in the template themselves: read_text_file reads it (Lesson 3.2), strstr finds {{ name }}, and html_escape writes the value with HTML's five special characters escaped. That is all a template library does for one value; Lesson 8.3 adds a loop over many contacts. Small C template libraries exist, such as mustach, for Mustache templates, but none is part of C itself, and doing it by hand once shows exactly what the other languages' libraries do for you. gcc builds the programs as in every lesson; they need no library.</w:t>
       </w:r>
     </w:p>
     <w:p>
@@ -5252,10 +5219,7 @@
     </w:p>
     <w:p>
       <w:r>
-        <w:t>C++ uses inja, a template library in one header file, .\cpp\inja.hpp, which Step 2 downloaded and checked. Its placeholders look like Jinja2's, {{ name }}, and it takes its data as a nlohmann::json object (Lesson 3.15), whose header inja includes as &lt;nlohmann/json.hpp&gt;. Remember, the C++ programs from Chapter 4 on build with Visual C++, and Launch-VsDevShell puts cl on PATH for one terminal (Lesson 4.0); the Chapter 8 servers need it for cpp-httplib's OpenSSL, as in Chapter 6, so inja is checked with the sa</w:t>
-      </w:r>
-      <w:r>
-        <w:t>me compiler.</w:t>
+        <w:t>C++ uses inja, a template library in one header file, .\cpp\inja.hpp, which Step 2 downloaded and checked. Its placeholders look like Jinja2's, {{ name }}, and it takes its data as a nlohmann::json object (Lesson 3.15), whose header inja includes as &lt;nlohmann/json.hpp&gt;. Remember, the C++ programs from Chapter 4 on build with Visual C++, and Launch-VsDevShell puts cl on PATH for one terminal (Lesson 4.0); the Chapter 8 servers need it for cpp-httplib's OpenSSL, as in Chapter 6, so inja is checked with the same compiler.</w:t>
       </w:r>
     </w:p>
     <w:p>
@@ -5278,10 +5242,7 @@
     </w:p>
     <w:p>
       <w:r>
-        <w:t>Start with the template, then the most direct program. setup.html is one line of HTML with the placeholder {{ name }}. basic_template_check.cpp makes an inja::Environment for the cpp/templates folder, turns HTML escaping on, puts the name into a JSON object, and prints what render_file returns; when the template cannot be read, it catches inja's exception and prints one Error line with exit code 1, as the other languages do. Every new step is commented in full, and the ones from earlier lessons have short r</w:t>
-      </w:r>
-      <w:r>
-        <w:t>eminders.</w:t>
+        <w:t>Start with the template, then the most direct program. setup.html is one line of HTML with the placeholder {{ name }}. basic_template_check.cpp makes an inja::Environment for the cpp/templates folder, turns HTML escaping on, puts the name into a JSON object, and prints what render_file returns; when the template cannot be read, it catches inja's exception and prints one Error line with exit code 1, as the other languages do. Every new step is commented in full, and the ones from earlier lessons have short reminders.</w:t>
       </w:r>
     </w:p>
     <w:p>
@@ -5732,10 +5693,7 @@
     </w:p>
     <w:p>
       <w:r>
-        <w:t>/external:I .\cpp adds the cpp folder to the folders cl searches for headers, as other people's code, and /external:W0 turns warnings off inside those headers, so inja's code does not stop your build. /wd4702 turns off one warning, C4702, unreachable code: cl reports it inside inja while it generates the program's code, where /external:W0 no longer reaches, and /WX would turn it into an error. Your own code still gets every other /W4 warning. Remember, the other cl options are the ones Lesson 4.0 explained;</w:t>
-      </w:r>
-      <w:r>
-        <w:t xml:space="preserve"> this program needs no library, so there is no /link part.</w:t>
+        <w:t>/external:I .\cpp adds the cpp folder to the folders cl searches for headers, as other people's code, and /external:W0 turns warnings off inside those headers, so inja's code does not stop your build. /wd4702 turns off one warning, C4702, unreachable code: cl reports it inside inja while it generates the program's code, where /external:W0 no longer reaches, and /WX would turn it into an error. Your own code still gets every other /W4 warning. Remember, the other cl options are the ones Lesson 4.0 explained; this program needs no library, so there is no /link part.</w:t>
       </w:r>
     </w:p>
     <w:p>
@@ -5852,10 +5810,7 @@
     </w:p>
     <w:p>
       <w:r>
-        <w:t>The Production-Minded program keeps the folder, the template's name, and the sample name in constants. main turns escaping on, then loads the template once with parse_template, which reads and checks the file and gives back an inja::Template; a missing or broken template throws an inja::InjaError, which main reports with its message and exit code 1. renderSetup renders the loaded template for one name with render, so it can be called again with another name, as a server's page code will be for every request</w:t>
-      </w:r>
-      <w:r>
-        <w:t>.</w:t>
+        <w:t>The Production-Minded program keeps the folder, the template's name, and the sample name in constants. main turns escaping on, then loads the template once with parse_template, which reads and checks the file and gives back an inja::Template; a missing or broken template throws an inja::InjaError, which main reports with its message and exit code 1. renderSetup renders the loaded template for one name with render, so it can be called again with another name, as a server's page code will be for every request.</w:t>
       </w:r>
     </w:p>
     <w:p>
@@ -8330,8 +8285,6 @@
       </w:pPr>
       <w:r>
         <w:tab/>
-      </w:r>
-      <w:r>
         <w:t>// program starts in, and checks its {{ }} actions. {{.Name}} means</w:t>
       </w:r>
     </w:p>
@@ -8428,8 +8381,6 @@
       </w:pPr>
       <w:r>
         <w:tab/>
-      </w:r>
-      <w:r>
         <w:t>// as escapes such as &amp;amp;, which a browser shows as the characters.</w:t>
       </w:r>
     </w:p>
@@ -8966,8 +8917,6 @@
       </w:r>
       <w:r>
         <w:tab/>
-      </w:r>
-      <w:r>
         <w:t>fmt.Fprintln(os.Stderr, "Reason:", err)</w:t>
       </w:r>
     </w:p>
@@ -9415,10 +9364,7 @@
     </w:p>
     <w:p>
       <w:r>
-        <w:t>Python uses Flask 3.1.3, the web framework its Chapter 8 servers are built on from Lesson 8.1, and Jinja2, Flask's own template library, which escapes with MarkupSafe. All three are in the project's virtual environment, .\python\.venv, which Step 2 made from requirements.txt. A Flask app makes a page with render_template, and these programs do exactly that, outside any request; Lesson 8.1 has the same kind of app answer a browser. Remember, the programs run with .venv's Python, never py, because the package</w:t>
-      </w:r>
-      <w:r>
-        <w:t>s live only there (Lesson 2.17).</w:t>
+        <w:t>Python uses Flask 3.1.3, the web framework its Chapter 8 servers are built on from Lesson 8.1, and Jinja2, Flask's own template library, which escapes with MarkupSafe. All three are in the project's virtual environment, .\python\.venv, which Step 2 made from requirements.txt. A Flask app makes a page with render_template, and these programs do exactly that, outside any request; Lesson 8.1 has the same kind of app answer a browser. Remember, the programs run with .venv's Python, never py, because the packages live only there (Lesson 2.17).</w:t>
       </w:r>
     </w:p>
     <w:p>
@@ -9874,10 +9820,7 @@
     </w:p>
     <w:p>
       <w:r>
-        <w:t>The Production-Minded program keeps the template's name and the sample name in constants. main makes the app and loads the template once with get_template, through app.jinja_env, the Jinja2 environment Flask made, which keeps the loaded template. Any TemplateError, Jinja2's error for a template it cannot load (TemplateNotFound for a missing file, TemplateSyntaxError for a broken one), is reported with Jinja2's message and exit code 1. render_setup makes the page for one name with render_template, which uses</w:t>
-      </w:r>
-      <w:r>
-        <w:t xml:space="preserve"> the kept template, so it can be called again with another name, as a server's page code will be for every request.</w:t>
+        <w:t>The Production-Minded program keeps the template's name and the sample name in constants. main makes the app and loads the template once with get_template, through app.jinja_env, the Jinja2 environment Flask made, which keeps the loaded template. Any TemplateError, Jinja2's error for a template it cannot load (TemplateNotFound for a missing file, TemplateSyntaxError for a broken one), is reported with Jinja2's message and exit code 1. render_setup makes the page for one name with render_template, which uses the kept template, so it can be called again with another name, as a server's page code will be for every request.</w:t>
       </w:r>
     </w:p>
     <w:p>
@@ -10420,10 +10363,7 @@
         <w:keepNext/>
       </w:pPr>
       <w:r>
-        <w:t>The first run succeeds in Python too, as in C#, but for a different reason: Flask(__name__) looks for templates beside the program's own file, in the folder app.root_path names, not in the folder the program starts in. From inside the python folder it still finds setup.html, so it prints the page and exit code 0. The block then goes back to lesson-8.0 and renames the template with Rename-Item, runs the program, and renames it back. Renaming the template makes it really missing, so get_template raises Templa</w:t>
-      </w:r>
-      <w:r>
-        <w:t>teNotFound, whose message is just the template's name; the folder printed is app.template_folder, templates, beside the program. The Error and Reason lines come on the error stream, and $LASTEXITCODE prints 1:</w:t>
+        <w:t>The first run succeeds in Python too, as in C#, but for a different reason: Flask(__name__) looks for templates beside the program's own file, in the folder app.root_path names, not in the folder the program starts in. From inside the python folder it still finds setup.html, so it prints the page and exit code 0. The block then goes back to lesson-8.0 and renames the template with Rename-Item, runs the program, and renames it back. Renaming the template makes it really missing, so get_template raises TemplateNotFound, whose message is just the template's name; the folder printed is app.template_folder, templates, beside the program. The Error and Reason lines come on the error stream, and $LASTEXITCODE prints 1:</w:t>
       </w:r>
     </w:p>
     <w:p>
@@ -10652,10 +10592,7 @@
     </w:p>
     <w:p>
       <w:r>
-        <w:t>TypeScript uses Express 5.2.1, the web framework its Chapter 8 servers are built on from Lesson 8.1, with EJS 7.0.1, Embedded JavaScript templates, as its view engine: the template library Express calls to make a page. Both are installed into .\typescript\node_modules from package.json, each pinned to one exact version. Express ships no TypeScript types, so package.json also installs @types/express, the community's type file for it, as a devDependency, needed only by the compiler; the programs never call EJ</w:t>
-      </w:r>
-      <w:r>
-        <w:t>S themselves, so they need no types for it. An Express app makes a page with render, and these programs do exactly that, outside any request; Lesson 8.1 has the same kind of app answer a browser. EJS's placeholder &lt;%= name %&gt; writes a value escaped for HTML, and its templates' file names end in .ejs.</w:t>
+        <w:t>TypeScript uses Express 5.2.1, the web framework its Chapter 8 servers are built on from Lesson 8.1, with EJS 7.0.1, Embedded JavaScript templates, as its view engine: the template library Express calls to make a page. Both are installed into .\typescript\node_modules from package.json, each pinned to one exact version. Express ships no TypeScript types, so package.json also installs @types/express, the community's type file for it, as a devDependency, needed only by the compiler; the programs never call EJS themselves, so they need no types for it. An Express app makes a page with render, and these programs do exactly that, outside any request; Lesson 8.1 has the same kind of app answer a browser. EJS's placeholder &lt;%= name %&gt; writes a value escaped for HTML, and its templates' file names end in .ejs.</w:t>
       </w:r>
     </w:p>
     <w:p>
@@ -11202,10 +11139,7 @@
     </w:p>
     <w:p>
       <w:r>
-        <w:t>The Production-Minded program keeps the folder, the template's name, and the sample name in constants. main makes the app and turns on Express's view cache, so the template is loaded and compiled once, on the first render, and reused for every later page. renderSetup renders the page for one name and hands the result to printPage, which writes the page, or reports a template that could not be loaded with Express's message and exit code 1. renderSetup can be called again with another name, as a server's page</w:t>
-      </w:r>
-      <w:r>
-        <w:t xml:space="preserve"> code will be for every request, without reading or compiling the template again.</w:t>
+        <w:t>The Production-Minded program keeps the folder, the template's name, and the sample name in constants. main makes the app and turns on Express's view cache, so the template is loaded and compiled once, on the first render, and reused for every later page. renderSetup renders the page for one name and hands the result to printPage, which writes the page, or reports a template that could not be loaded with Express's message and exit code 1. renderSetup can be called again with another name, as a server's page code will be for every request, without reading or compiling the template again.</w:t>
       </w:r>
     </w:p>
     <w:p>
@@ -11982,10 +11916,7 @@
     </w:p>
     <w:p>
       <w:r>
-        <w:t>These are the files the setup commands wrote, shown here so you can check yours. Your go line shows your own Go version, and the blank lines and the order of the package.json fields may differ. go.mod names this lesson's Go module. package.json pins Express and EJS as dependencies, needed when the program runs: Express loads EJS itself, by the name the view engine setting gives, ejs. Express's types and the compiler are devDependencies, needed only to build; @types/express 5.0.6 matches Express 5. @types/no</w:t>
-      </w:r>
-      <w:r>
-        <w:t>de stays the course's pin, 24.13.5, matching Node 24.</w:t>
+        <w:t>These are the files the setup commands wrote, shown here so you can check yours. Your go line shows your own Go version, and the blank lines and the order of the package.json fields may differ. go.mod names this lesson's Go module. package.json pins Express and EJS as dependencies, needed when the program runs: Express loads EJS itself, by the name the view engine setting gives, ejs. Express's types and the compiler are devDependencies, needed only to build; @types/express 5.0.6 matches Express 5. @types/node stays the course's pin, 24.13.5, matching Node 24.</w:t>
       </w:r>
     </w:p>
     <w:p>
@@ -12509,10 +12440,7 @@
     </w:p>
     <w:p>
       <w:r>
-        <w:t>Every Chapter 8 lesson opens its pages in the browser you trusted here, and the Web Contact Manager project serves its pages from the same HTTPS server as the Chapter 6 API. Flask and Express, installed here, are the Python and TypeScript servers from Lesson 8.1 on, and the template libraries render every page from Lesson 8.3 on, with escaping already on; each language's templates folder will hold those templates, and static will hold Lesson 8.7's stylesheet. render_setup (renderSetup, RenderSetup) is the s</w:t>
-      </w:r>
-      <w:r>
-        <w:t>hape of every page to come: a template loaded once when the server starts, rendered with each request's data.</w:t>
+        <w:t>Every Chapter 8 lesson opens its pages in the browser you trusted here, and the Web Contact Manager project serves its pages from the same HTTPS server as the Chapter 6 API. Flask and Express, installed here, are the Python and TypeScript servers from Lesson 8.1 on, and the template libraries render every page from Lesson 8.3 on, with escaping already on; each language's templates folder will hold those templates, and static will hold Lesson 8.7's stylesheet. render_setup (renderSetup, RenderSetup) is the shape of every page to come: a template loaded once when the server starts, rendered with each request's data.</w:t>
       </w:r>
     </w:p>
     <w:p>
@@ -12851,10 +12779,7 @@
     </w:p>
     <w:p>
       <w:r>
-        <w:t>Your browser now trusts the course CA for your Windows user only, so your Lesson 6.0 server's health page opened over HTTPS with no warning, and DevTools showed the request and the server's answer. You know what that trust allows, why spa-ca.key must stay private, and how the Undo removes it. Every language has its web tools installed inside the project, Flask for Python and Express for TypeScript, with escaping on: each program filled one template with Ada &amp; Grace and printed &amp;amp;, and the Production-Mind</w:t>
-      </w:r>
-      <w:r>
-        <w:t>ed programs loaded their template once and reported one they could not load. Lesson 8.1 serves the first HTML page and compares what the browser and curl.exe show.</w:t>
+        <w:t>Your browser now trusts the course CA for your Windows user only, so your Lesson 6.0 server's health page opened over HTTPS with no warning, and DevTools showed the request and the server's answer. You know what that trust allows, why spa-ca.key must stay private, and how the Undo removes it. Every language has its web tools installed inside the project, Flask for Python and Express for TypeScript, with escaping on: each program filled one template with Ada &amp; Grace and printed &amp;amp;, and the Production-Minded programs loaded their template once and reported one they could not load. Lesson 8.1 serves the first HTML page and compares what the browser and curl.exe show.</w:t>
       </w:r>
     </w:p>
     <w:sectPr>
